--- a/ru/wisdom-stories/Bakhtiyar Sirajov/cost-of-indifference.docx
+++ b/ru/wisdom-stories/Bakhtiyar Sirajov/cost-of-indifference.docx
@@ -7,12 +7,12 @@
         <w:pStyle w:val="Title"/>
       </w:pPr>
       <w:r>
-        <w:t>Если я не сделаю это в эти дни, мир не рухнет</w:t>
+        <w:t xml:space="preserve">Если я не сделаю это в ближайшие дни, мир не рухнет</w:t>
       </w:r>
     </w:p>
     <w:p>
       <w:r>
-        <w:t>Когда я спросил одного из наших сотрудников, на каком этапе находится выполнение порученного ему задания, его ответ меня глубоко разочаровал:</w:t>
+        <w:t>Когда я спросил одного из наших сотрудников, как продвигается работа над порученным ему заданием, его ответ меня глубоко разочаровал:</w:t>
       </w:r>
     </w:p>
     <w:p>
@@ -20,32 +20,32 @@
         <w:spacing w:after="80"/>
       </w:pPr>
       <w:r>
-        <w:t>«Если я этого не сделаю в эти дни, мир не рухнет…»</w:t>
+        <w:t xml:space="preserve">«Если я этого не сделаю в ближайшие дни, мир не рухнет…»</w:t>
       </w:r>
     </w:p>
     <w:p>
       <w:r>
-        <w:t>Я на мгновение задумался: Да, мир не рухнет. Но как же доверие между нами? Разве оно тоже не разрушится? Разве такое отношение не навредит нашему сотрудничеству, взаимному уважению и общей работе, которую мы выполняем?</w:t>
+        <w:t xml:space="preserve">Я на мгновение задумался: «Да, мир не рухнет. Но как же доверие между нами? Разве оно тоже не разрушится? Разве такое отношение не навредит нашему сотрудничеству, взаимному уважению и общей работе?»</w:t>
       </w:r>
     </w:p>
     <w:p>
       <w:r>
-        <w:t>Дело было не в задержке на несколько дней, а в отношении к обещанию. Ответственность — это не только выполнить работу, но и держать данное слово, оправдать доверие другой стороны и сделать так, чтобы люди могли на тебя положиться.</w:t>
+        <w:t>Дело было не в задержке на несколько дней, а в отношении к обещанию. Быть ответственным — значит не только выполнять работу, но и держать данное слово, оправдывать доверие людей и делать так, чтобы они могли на тебя положиться.</w:t>
       </w:r>
     </w:p>
     <w:p>
       <w:r>
-        <w:t>Я думаю, что не следует подходить к любым взятым на себя обязательствам таким безответственным образом. Еще более прискорбно то, как был выражен этот подход. Для меня такой ответ звучит как минимум грубо и показывает, что время, усилия и доверие другой стороны недостаточно ценятся.</w:t>
+        <w:t>Я думаю, что не следует так безответственно относиться к взятым на себя обязательствам. Ещё больше огорчает то, как сотрудник выразил своё отношение к делу. Для меня такой ответ звучит как минимум грубо и показывает, что он недостаточно ценит время, усилия и доверие коллег.</w:t>
       </w:r>
     </w:p>
     <w:p>
       <w:r>
-        <w:t>Должен признать, эти слова разбили мне сердце. В тот момент я понял, что наше сотрудничество не может продолжаться как прежде. Потому что основой любых профессиональных отношений является доверие. Когда доверие пошатнуто, сотрудничество также подвергается серьезному испытанию.</w:t>
+        <w:t xml:space="preserve">Должен признать, эти слова разбили мне сердце. В тот момент я понял, что наше сотрудничество не может продолжаться как прежде. Потому что основой любых профессиональных отношений является доверие. Когда доверие пошатнуто, сотрудничество также подвергается серьёзному испытанию.</w:t>
       </w:r>
     </w:p>
     <w:p>
       <w:r>
-        <w:t>Больше всего огорчило, что коллега не понял, что его слова были неверны, не извинился за них и не выполнил задание. Поскольку доверие к нему пошатнулось, пришлось решать проблему другим способом.</w:t>
+        <w:t xml:space="preserve">Больше всего огорчило, что коллега не осознал неуместности своих слов, не извинился за них и не выполнил задание. Поскольку доверие к нему пошатнулось, пришлось решать проблему другим способом.</w:t>
       </w:r>
     </w:p>
     <w:p>
@@ -53,7 +53,7 @@
         <w:keepNext/>
       </w:pPr>
       <w:r>
-        <w:t>Этот случай напомнил мне: В организациях самый ценный ресурс — не время, не деньги и не технология, а доверие людей друг к другу. Его можно завоёвывать годами и потерять иногда всего одним предложением.</w:t>
+        <w:t xml:space="preserve">Этот случай напомнил мне: в организациях самый ценный ресурс — не время, не деньги и не технологии, а доверие людей друг к другу. Его можно завоёвывать годами, а потерять — всего из-за одной фразы.</w:t>
       </w:r>
     </w:p>
     <w:p>
@@ -77,7 +77,7 @@
         <w:rPr>
           <w:b/>
         </w:rPr>
-        <w:t>Мораль: Доверие — самое ценное богатство организации. На то, чтобы его завоевать, уходят годы, а потерять его можно одним предложением. Человек, который держит слово, бережёт это богатство.</w:t>
+        <w:t>Мораль: Доверие — самое ценное богатство организации. На то, чтобы его завоевать, уходят годы, а потерять его можно из-за одной фразы. Человек, который держит слово, бережёт это богатство.</w:t>
       </w:r>
     </w:p>
     <w:p>
